--- a/Published_Docs/Getting_Started_Guide.docx
+++ b/Published_Docs/Getting_Started_Guide.docx
@@ -1191,7 +1191,7 @@
         <w:pStyle w:val="ListBullet"/>
       </w:pPr>
       <w:r>
-        <w:t>Some work is admin-only out of the box: deleting accounts, the Risk Score and Discovered Accounts reports, and data feeds. Your administrator can grant these to other roles.</w:t>
+        <w:t>Some work is admin-only out of the box: deleting accounts, the Discovered Accounts report, and data feeds. (Analysts can also see the Risk Score report.) Your administrator can grant these to other roles.</w:t>
       </w:r>
     </w:p>
     <w:p>

--- a/Published_Docs/Getting_Started_Guide.docx
+++ b/Published_Docs/Getting_Started_Guide.docx
@@ -739,7 +739,7 @@
         <w:rPr>
           <w:b/>
         </w:rPr>
-        <w:t>Admin</w:t>
+        <w:t>Exceptions</w:t>
       </w:r>
       <w:r>
         <w:t xml:space="preserve">, </w:t>
@@ -748,7 +748,7 @@
         <w:rPr>
           <w:b/>
         </w:rPr>
-        <w:t>Exceptions</w:t>
+        <w:t>Targets</w:t>
       </w:r>
       <w:r>
         <w:t xml:space="preserve">, </w:t>
@@ -766,7 +766,7 @@
         <w:rPr>
           <w:b/>
         </w:rPr>
-        <w:t>Targets</w:t>
+        <w:t>Admin</w:t>
       </w:r>
       <w:r>
         <w:t xml:space="preserve">. Your name is on the right. Its menu has </w:t>
@@ -778,7 +778,16 @@
         <w:t>Profile &amp; Preferences</w:t>
       </w:r>
       <w:r>
-        <w:t xml:space="preserve"> and </w:t>
+        <w:t xml:space="preserve">, </w:t>
+      </w:r>
+      <w:r>
+        <w:rPr>
+          <w:b/>
+        </w:rPr>
+        <w:t>About</w:t>
+      </w:r>
+      <w:r>
+        <w:t xml:space="preserve"> (BlueTrack's version) and </w:t>
       </w:r>
       <w:r>
         <w:rPr>
@@ -1516,7 +1525,16 @@
         <w:t>Deleted accounts</w:t>
       </w:r>
       <w:r>
-        <w:t xml:space="preserve"> filter on </w:t>
+        <w:t xml:space="preserve"> and </w:t>
+      </w:r>
+      <w:r>
+        <w:rPr>
+          <w:b/>
+        </w:rPr>
+        <w:t>Linked feed accounts</w:t>
+      </w:r>
+      <w:r>
+        <w:t xml:space="preserve"> filters on </w:t>
       </w:r>
       <w:r>
         <w:rPr>
@@ -1525,7 +1543,7 @@
         <w:t>Accounts</w:t>
       </w:r>
       <w:r>
-        <w:t xml:space="preserve"> is set to </w:t>
+        <w:t xml:space="preserve"> are set to </w:t>
       </w:r>
       <w:r>
         <w:rPr>
@@ -4107,6 +4125,47 @@
       </w:r>
     </w:p>
     <w:p>
+      <w:r>
+        <w:t xml:space="preserve">A </w:t>
+      </w:r>
+      <w:r>
+        <w:rPr>
+          <w:b/>
+        </w:rPr>
+        <w:t>linked target</w:t>
+      </w:r>
+      <w:r>
+        <w:t xml:space="preserve"> is one that has been linked to another target (its primary), usually from Target Match Review. It's the same system seen twice, so it counts once, at the primary's risk score. Linked targets are hidden from the list unless you set </w:t>
+      </w:r>
+      <w:r>
+        <w:rPr>
+          <w:b/>
+        </w:rPr>
+        <w:t>Linked targets:</w:t>
+      </w:r>
+      <w:r>
+        <w:t xml:space="preserve"> to </w:t>
+      </w:r>
+      <w:r>
+        <w:rPr>
+          <w:b/>
+        </w:rPr>
+        <w:t>Show</w:t>
+      </w:r>
+      <w:r>
+        <w:t xml:space="preserve">; </w:t>
+      </w:r>
+      <w:r>
+        <w:rPr>
+          <w:b/>
+        </w:rPr>
+        <w:t>Unlink</w:t>
+      </w:r>
+      <w:r>
+        <w:t xml:space="preserve"> on the target's page separates them again.</w:t>
+      </w:r>
+    </w:p>
+    <w:p>
       <w:pPr>
         <w:pStyle w:val="Heading2"/>
       </w:pPr>
@@ -4230,17 +4289,36 @@
         <w:t>ManageTargets</w:t>
       </w:r>
       <w:r>
-        <w:t xml:space="preserve">) holds imported identifiers that only weakly match an existing target, such as a bare IP address that could have been reused. For each one choose </w:t>
-      </w:r>
+        <w:t>) holds imported identifiers that only weakly match an existing target, such as a bare IP address that could have been reused. Each row shows what the import brought in and the candidate it matched. Choose:</w:t>
+      </w:r>
+    </w:p>
+    <w:p>
+      <w:pPr>
+        <w:pStyle w:val="ListBullet"/>
+      </w:pPr>
       <w:r>
         <w:rPr>
           <w:b/>
         </w:rPr>
-        <w:t>Merge</w:t>
-      </w:r>
-      <w:r>
-        <w:t xml:space="preserve">, </w:t>
-      </w:r>
+        <w:t>Link</w:t>
+      </w:r>
+      <w:r>
+        <w:t xml:space="preserve">: keep the imported row as its own target, linked to the candidate, or to another target you find by typing at least 2 characters of its name or an identifier in </w:t>
+      </w:r>
+      <w:r>
+        <w:rPr>
+          <w:b/>
+        </w:rPr>
+        <w:t>Link To</w:t>
+      </w:r>
+      <w:r>
+        <w:t>. The pair counts once, at the risk score of the target it's linked to.</w:t>
+      </w:r>
+    </w:p>
+    <w:p>
+      <w:pPr>
+        <w:pStyle w:val="ListBullet"/>
+      </w:pPr>
       <w:r>
         <w:rPr>
           <w:b/>
@@ -4248,8 +4326,13 @@
         <w:t>New Target</w:t>
       </w:r>
       <w:r>
-        <w:t xml:space="preserve"> or </w:t>
-      </w:r>
+        <w:t>: keep it as a separate target.</w:t>
+      </w:r>
+    </w:p>
+    <w:p>
+      <w:pPr>
+        <w:pStyle w:val="ListBullet"/>
+      </w:pPr>
       <w:r>
         <w:rPr>
           <w:b/>
@@ -4257,7 +4340,12 @@
         <w:t>Ignore</w:t>
       </w:r>
       <w:r>
-        <w:t>.</w:t>
+        <w:t>: dismiss it, and skip the same row in later imports.</w:t>
+      </w:r>
+    </w:p>
+    <w:p>
+      <w:r>
+        <w:t>No identifier is moved off an existing target.</w:t>
       </w:r>
     </w:p>
     <w:p>
@@ -4596,7 +4684,7 @@
           </w:tcPr>
           <w:p>
             <w:r>
-              <w:t>Which safe permissions belong to someone BlueTrack can't identify?</w:t>
+              <w:t>Which safe permissions belong to someone BlueTrack can't match to a user or group, and who are they really?</w:t>
             </w:r>
           </w:p>
         </w:tc>
@@ -4630,6 +4718,28 @@
           </w:tcPr>
           <w:p>
             <w:r>
+              <w:t>Reports &gt; Possible Account Matches</w:t>
+            </w:r>
+          </w:p>
+        </w:tc>
+        <w:tc>
+          <w:tcPr>
+            <w:tcW w:type="dxa" w:w="4320"/>
+          </w:tcPr>
+          <w:p>
+            <w:r>
+              <w:t>Which accounts from other systems might be CyberArk accounts we haven't linked yet?</w:t>
+            </w:r>
+          </w:p>
+        </w:tc>
+      </w:tr>
+      <w:tr>
+        <w:tc>
+          <w:tcPr>
+            <w:tcW w:type="dxa" w:w="4320"/>
+          </w:tcPr>
+          <w:p>
+            <w:r>
               <w:t>Reports &gt; Risk Exception SoD</w:t>
             </w:r>
           </w:p>
@@ -4641,6 +4751,28 @@
           <w:p>
             <w:r>
               <w:t>Who both approved an exception and linked it to an account?</w:t>
+            </w:r>
+          </w:p>
+        </w:tc>
+      </w:tr>
+      <w:tr>
+        <w:tc>
+          <w:tcPr>
+            <w:tcW w:type="dxa" w:w="4320"/>
+          </w:tcPr>
+          <w:p>
+            <w:r>
+              <w:t>Reports &gt; Trends</w:t>
+            </w:r>
+          </w:p>
+        </w:tc>
+        <w:tc>
+          <w:tcPr>
+            <w:tcW w:type="dxa" w:w="4320"/>
+          </w:tcPr>
+          <w:p>
+            <w:r>
+              <w:t>How have stages, % complete and risk levels changed over time, for everything or one application or safe?</w:t>
             </w:r>
           </w:p>
         </w:tc>
@@ -4671,7 +4803,137 @@
     <w:p/>
     <w:p>
       <w:r>
-        <w:t>Some reports appear only if your role has the matching permission.</w:t>
+        <w:t xml:space="preserve">On </w:t>
+      </w:r>
+      <w:r>
+        <w:rPr>
+          <w:b/>
+        </w:rPr>
+        <w:t>Reports</w:t>
+      </w:r>
+      <w:r>
+        <w:t>, the reports are listed in a column on the left; choose one to open it on the right. Some reports appear only if your role has the matching permission.</w:t>
+      </w:r>
+    </w:p>
+    <w:p>
+      <w:r>
+        <w:rPr>
+          <w:b/>
+        </w:rPr>
+        <w:t>Trends</w:t>
+      </w:r>
+      <w:r>
+        <w:t xml:space="preserve"> is drawn from a snapshot BlueTrack takes every night, so it has one point per night. Choose </w:t>
+      </w:r>
+      <w:r>
+        <w:rPr>
+          <w:b/>
+        </w:rPr>
+        <w:t>From:</w:t>
+      </w:r>
+      <w:r>
+        <w:t xml:space="preserve"> and </w:t>
+      </w:r>
+      <w:r>
+        <w:rPr>
+          <w:b/>
+        </w:rPr>
+        <w:t>To:</w:t>
+      </w:r>
+      <w:r>
+        <w:t xml:space="preserve"> (the last 90 days by default), </w:t>
+      </w:r>
+      <w:r>
+        <w:rPr>
+          <w:b/>
+        </w:rPr>
+        <w:t>By:</w:t>
+      </w:r>
+      <w:r>
+        <w:t xml:space="preserve"> </w:t>
+      </w:r>
+      <w:r>
+        <w:rPr>
+          <w:b/>
+        </w:rPr>
+        <w:t>Day</w:t>
+      </w:r>
+      <w:r>
+        <w:t xml:space="preserve"> or </w:t>
+      </w:r>
+      <w:r>
+        <w:rPr>
+          <w:b/>
+        </w:rPr>
+        <w:t>Week</w:t>
+      </w:r>
+      <w:r>
+        <w:t xml:space="preserve">, and optionally an </w:t>
+      </w:r>
+      <w:r>
+        <w:rPr>
+          <w:b/>
+        </w:rPr>
+        <w:t>Application:</w:t>
+      </w:r>
+      <w:r>
+        <w:t xml:space="preserve"> or </w:t>
+      </w:r>
+      <w:r>
+        <w:rPr>
+          <w:b/>
+        </w:rPr>
+        <w:t>Safe:</w:t>
+      </w:r>
+      <w:r>
+        <w:t xml:space="preserve">. </w:t>
+      </w:r>
+      <w:r>
+        <w:rPr>
+          <w:b/>
+        </w:rPr>
+        <w:t>Show data table</w:t>
+      </w:r>
+      <w:r>
+        <w:t xml:space="preserve"> under each chart lists the numbers.</w:t>
+      </w:r>
+    </w:p>
+    <w:p>
+      <w:r>
+        <w:rPr>
+          <w:b/>
+        </w:rPr>
+        <w:t>Exporting.</w:t>
+      </w:r>
+      <w:r>
+        <w:t xml:space="preserve"> Every report has </w:t>
+      </w:r>
+      <w:r>
+        <w:rPr>
+          <w:b/>
+        </w:rPr>
+        <w:t>Export CSV</w:t>
+      </w:r>
+      <w:r>
+        <w:t xml:space="preserve"> and </w:t>
+      </w:r>
+      <w:r>
+        <w:rPr>
+          <w:b/>
+        </w:rPr>
+        <w:t>Export Excel</w:t>
+      </w:r>
+      <w:r>
+        <w:t xml:space="preserve">. The file holds every row matching the report's current filters and sort, not just the page on screen. If you can view a report, you can export it. If more rows match than your administrator's </w:t>
+      </w:r>
+      <w:r>
+        <w:rPr>
+          <w:b/>
+        </w:rPr>
+        <w:t>Export Max Rows</w:t>
+      </w:r>
+      <w:r>
+        <w:t xml:space="preserve"> limit (100,000 unless changed), the export is refused and tells you how many rows matched, so narrow the filters and try again. Each export is recorded in the Audit Log.</w:t>
       </w:r>
     </w:p>
     <w:p>
@@ -4704,7 +4966,16 @@
         <w:t>Profile &amp; Preferences</w:t>
       </w:r>
       <w:r>
-        <w:t>, and check your role and permissions. Pick a display theme (Light, Dark or High Visibility) while you're there.</w:t>
+        <w:t xml:space="preserve">, and check your role and permissions. Pick a display theme (Light, Dark or High Visibility) while you're there. </w:t>
+      </w:r>
+      <w:r>
+        <w:rPr>
+          <w:b/>
+        </w:rPr>
+        <w:t>Language</w:t>
+      </w:r>
+      <w:r>
+        <w:t xml:space="preserve"> is English for now; until you choose, BlueTrack follows your browser's language. Counts and dates on the pages use your browser's number and date format.</w:t>
       </w:r>
     </w:p>
     <w:p>
@@ -4736,7 +5007,16 @@
         <w:pStyle w:val="ListNumber"/>
       </w:pPr>
       <w:r>
-        <w:t>Note the four Key Progress Indicators this week, so you can see the trend next week.</w:t>
+        <w:t xml:space="preserve">Note the four Key Progress Indicators this week, and open </w:t>
+      </w:r>
+      <w:r>
+        <w:rPr>
+          <w:b/>
+        </w:rPr>
+        <w:t>Reports &gt; Trends</w:t>
+      </w:r>
+      <w:r>
+        <w:t xml:space="preserve"> to see how stages, % complete and risk levels have moved night by night.</w:t>
       </w:r>
     </w:p>
     <w:p>

--- a/Published_Docs/Getting_Started_Guide.docx
+++ b/Published_Docs/Getting_Started_Guide.docx
@@ -2179,6 +2179,20 @@
         <w:rPr>
           <w:b/>
         </w:rPr>
+        <w:t>Application</w:t>
+      </w:r>
+      <w:r>
+        <w:t>: the application this account belongs to. An account in a Safe that is mapped to an application already counts under it; set this for an account with no Safe (such as a pending account) or one that belongs to a different application from its Safe. A risk exception on the application covers both kinds.</w:t>
+      </w:r>
+    </w:p>
+    <w:p>
+      <w:pPr>
+        <w:pStyle w:val="ListBullet"/>
+      </w:pPr>
+      <w:r>
+        <w:rPr>
+          <w:b/>
+        </w:rPr>
         <w:t>Owner Name</w:t>
       </w:r>
       <w:r>

--- a/Published_Docs/Getting_Started_Guide.docx
+++ b/Published_Docs/Getting_Started_Guide.docx
@@ -1495,7 +1495,7 @@
         <w:t>Download template</w:t>
       </w:r>
       <w:r>
-        <w:t xml:space="preserve"> link. A bad row is reported with its row number, and the other rows still import.</w:t>
+        <w:t xml:space="preserve"> link. A bad row is reported with its row number, and the other rows still import. On Application ↔ Safe Mapping there are three: applications, safe → application assignments, and account → application assignments (an application for each account by its user name and address).</w:t>
       </w:r>
     </w:p>
     <w:p>
@@ -1821,7 +1821,7 @@
           </w:tcPr>
           <w:p>
             <w:r>
-              <w:t>An analyst sets it. BlueTrack doesn't detect rotation on its own.</w:t>
+              <w:t>An analyst sets it, or a Progress Rule your administrator sets up (for example: managed by the CPM, verified in the last 30 days).</w:t>
             </w:r>
           </w:p>
         </w:tc>
@@ -1872,7 +1872,7 @@
               <w:t>Complete</w:t>
             </w:r>
             <w:r>
-              <w:t>.</w:t>
+              <w:t>, or a Progress Rule.</w:t>
             </w:r>
           </w:p>
         </w:tc>
@@ -1881,7 +1881,7 @@
     <w:p/>
     <w:p>
       <w:r>
-        <w:t>Your organization may attach its own exact meaning to each stage. Ask your team lead how your program defines "assessed" or "verified".</w:t>
+        <w:t>These are the stages a new BlueTrack starts with. An administrator can rename, reorder, add or remove stages (Admin &gt; Blueprint Stages), so yours may differ. Your organization may attach its own exact meaning to each stage. Ask your team lead how your program defines "assessed" or "verified".</w:t>
       </w:r>
     </w:p>
     <w:p>
@@ -1889,10 +1889,28 @@
         <w:rPr>
           <w:b/>
         </w:rPr>
-        <w:t>The automatic move to Onboarded to Vault.</w:t>
-      </w:r>
-      <w:r>
-        <w:t xml:space="preserve"> Each night, an account that was imported from CyberArk moves to </w:t>
+        <w:t>Automatic moves (Progress Rules).</w:t>
+      </w:r>
+      <w:r>
+        <w:t xml:space="preserve"> Each night, after the import, BlueTrack moves accounts forward using the Progress Rules your administrator sets up (Admin &gt; Progress Rules). A rule says: an account at this stage moves to that later stage when all of these conditions match, for example "CPM status is success" and "Last verified within the last 30 days". The first rule, in every new BlueTrack, is </w:t>
+      </w:r>
+      <w:r>
+        <w:rPr>
+          <w:b/>
+        </w:rPr>
+        <w:t>In the Vault, not in a pending Safe</w:t>
+      </w:r>
+      <w:r>
+        <w:t xml:space="preserve">: an account imported from CyberArk moves from </w:t>
+      </w:r>
+      <w:r>
+        <w:rPr>
+          <w:b/>
+        </w:rPr>
+        <w:t>Discovered</w:t>
+      </w:r>
+      <w:r>
+        <w:t xml:space="preserve"> to </w:t>
       </w:r>
       <w:r>
         <w:rPr>
@@ -1901,49 +1919,7 @@
         <w:t>Onboarded to Vault</w:t>
       </w:r>
       <w:r>
-        <w:t xml:space="preserve"> if all of these are true:</w:t>
-      </w:r>
-    </w:p>
-    <w:p>
-      <w:pPr>
-        <w:pStyle w:val="ListBullet"/>
-      </w:pPr>
-      <w:r>
-        <w:t xml:space="preserve">It's still at </w:t>
-      </w:r>
-      <w:r>
-        <w:rPr>
-          <w:b/>
-        </w:rPr>
-        <w:t>Discovered</w:t>
-      </w:r>
-      <w:r>
-        <w:t xml:space="preserve"> with status </w:t>
-      </w:r>
-      <w:r>
-        <w:rPr>
-          <w:b/>
-        </w:rPr>
-        <w:t>Not Started</w:t>
-      </w:r>
-      <w:r>
-        <w:t>, so nobody has worked on it yet.</w:t>
-      </w:r>
-    </w:p>
-    <w:p>
-      <w:pPr>
-        <w:pStyle w:val="ListBullet"/>
-      </w:pPr>
-      <w:r>
-        <w:t>It isn't deleted.</w:t>
-      </w:r>
-    </w:p>
-    <w:p>
-      <w:pPr>
-        <w:pStyle w:val="ListBullet"/>
-      </w:pPr>
-      <w:r>
-        <w:t xml:space="preserve">Its safe name doesn't contain </w:t>
+        <w:t xml:space="preserve"> when its safe name doesn't contain </w:t>
       </w:r>
       <w:r>
         <w:rPr>
@@ -1953,30 +1929,21 @@
         <w:t>_Pending</w:t>
       </w:r>
       <w:r>
-        <w:t>. CyberArk uses such safes for accounts it has found but that aren't onboarded yet.</w:t>
+        <w:t xml:space="preserve"> (CyberArk uses such safes for accounts it has found but that aren't onboarded yet).</w:t>
       </w:r>
     </w:p>
     <w:p>
       <w:r>
-        <w:t xml:space="preserve">So when an account leaves a pending safe for a real one, it moves forward on its own the next night. The automatic move never touches an account someone has already changed. If you've already marked an account </w:t>
+        <w:t xml:space="preserve">Rules only move accounts forward, never back; an account can move through several stages in one night; its status stays as it was; and an account that is </w:t>
       </w:r>
       <w:r>
         <w:rPr>
           <w:b/>
         </w:rPr>
-        <w:t>Assessed / Prioritized</w:t>
-      </w:r>
-      <w:r>
-        <w:t xml:space="preserve">, you move it to </w:t>
-      </w:r>
-      <w:r>
-        <w:rPr>
-          <w:b/>
-        </w:rPr>
-        <w:t>Onboarded to Vault</w:t>
-      </w:r>
-      <w:r>
-        <w:t xml:space="preserve"> yourself.</w:t>
+        <w:t>Risk Accepted / Excluded</w:t>
+      </w:r>
+      <w:r>
+        <w:t xml:space="preserve"> is never moved. An account's page says which rule last moved it and when. If you've moved an account further than a rule would, the rule leaves it alone.</w:t>
       </w:r>
     </w:p>
     <w:p>
@@ -2758,6 +2725,14 @@
       </w:r>
       <w:r>
         <w:t xml:space="preserve"> if the new stage is earlier than any account's current stage.</w:t>
+      </w:r>
+    </w:p>
+    <w:p>
+      <w:pPr>
+        <w:pStyle w:val="ListNumber"/>
+      </w:pPr>
+      <w:r>
+        <w:t>Click **Apply to *n* accounts**, check the list of fields it will change, and confirm.</w:t>
       </w:r>
     </w:p>
     <w:p>
@@ -3326,7 +3301,25 @@
         <w:t>Week 2, onboarding.</w:t>
       </w:r>
       <w:r>
-        <w:t xml:space="preserve"> The CyberArk team moves the account from the pending safe into its real safe. The account was already assessed, so the automatic move doesn't apply. The analyst sets </w:t>
+        <w:t xml:space="preserve"> The CyberArk team moves the account from the pending safe into its real safe. The account is at </w:t>
+      </w:r>
+      <w:r>
+        <w:rPr>
+          <w:b/>
+        </w:rPr>
+        <w:t>Assessed / Prioritized</w:t>
+      </w:r>
+      <w:r>
+        <w:t xml:space="preserve">, and the default rule moves accounts from </w:t>
+      </w:r>
+      <w:r>
+        <w:rPr>
+          <w:b/>
+        </w:rPr>
+        <w:t>Discovered</w:t>
+      </w:r>
+      <w:r>
+        <w:t xml:space="preserve"> only, so the analyst sets </w:t>
       </w:r>
       <w:r>
         <w:rPr>
@@ -3344,7 +3337,7 @@
         <w:t>In Progress</w:t>
       </w:r>
       <w:r>
-        <w:t>.</w:t>
+        <w:t xml:space="preserve"> (or your administrator adds a rule from Assessed / Prioritized).</w:t>
       </w:r>
     </w:p>
     <w:p>
@@ -4720,7 +4713,7 @@
           </w:tcPr>
           <w:p>
             <w:r>
-              <w:t>Which accounts might be the same account in both Privilege Cloud and Self-Hosted? (Read-only for now.)</w:t>
+              <w:t>Which accounts might be the same account in both Privilege Cloud and Self-Hosted? (For review only: no confirm or reject buttons.)</w:t>
             </w:r>
           </w:p>
         </w:tc>
